--- a/SurvivorAndFight/2207020509_刘瀚文_论文定稿.docx
+++ b/SurvivorAndFight/2207020509_刘瀚文_论文定稿.docx
@@ -15,6 +15,8 @@
           <w:sz w:val="21"/>
         </w:rPr>
       </w:pPr>
+      <w:bookmarkStart w:id="263" w:name="_GoBack"/>
+      <w:bookmarkEnd w:id="263"/>
       <w:r>
         <w:rPr>
           <w:rFonts w:cs="Times New Roman"/>
@@ -385,7 +387,7 @@
               <w:jc w:val="right"/>
               <w:textAlignment w:val="auto"/>
               <w:rPr>
-                <w:rFonts w:eastAsia="仿宋_GB2312" w:cs="Times New Roman"/>
+                <w:rFonts w:eastAsia="方正仿宋_GB2312" w:cs="Times New Roman"/>
                 <w:kern w:val="2"/>
                 <w:sz w:val="32"/>
                 <w:szCs w:val="32"/>
@@ -393,7 +395,7 @@
             </w:pPr>
             <w:r>
               <w:rPr>
-                <w:rFonts w:eastAsia="仿宋_GB2312" w:cs="Times New Roman"/>
+                <w:rFonts w:eastAsia="方正仿宋_GB2312" w:cs="Times New Roman"/>
                 <w:kern w:val="2"/>
                 <w:sz w:val="32"/>
                 <w:szCs w:val="32"/>
@@ -415,7 +417,7 @@
               <w:ind w:firstLine="0" w:firstLineChars="0"/>
               <w:textAlignment w:val="auto"/>
               <w:rPr>
-                <w:rFonts w:eastAsia="仿宋_GB2312" w:cs="Times New Roman"/>
+                <w:rFonts w:eastAsia="方正仿宋_GB2312" w:cs="Times New Roman"/>
                 <w:kern w:val="2"/>
                 <w:sz w:val="32"/>
                 <w:szCs w:val="32"/>
@@ -423,7 +425,7 @@
             </w:pPr>
             <w:r>
               <w:rPr>
-                <w:rFonts w:hint="eastAsia" w:eastAsia="仿宋_GB2312" w:cs="Times New Roman"/>
+                <w:rFonts w:hint="eastAsia" w:eastAsia="方正仿宋_GB2312" w:cs="Times New Roman"/>
                 <w:kern w:val="2"/>
                 <w:sz w:val="32"/>
                 <w:szCs w:val="32"/>
@@ -467,7 +469,7 @@
               <w:jc w:val="right"/>
               <w:textAlignment w:val="auto"/>
               <w:rPr>
-                <w:rFonts w:eastAsia="仿宋_GB2312" w:cs="Times New Roman"/>
+                <w:rFonts w:eastAsia="方正仿宋_GB2312" w:cs="Times New Roman"/>
                 <w:kern w:val="2"/>
                 <w:sz w:val="32"/>
                 <w:szCs w:val="32"/>
@@ -475,7 +477,7 @@
             </w:pPr>
             <w:r>
               <w:rPr>
-                <w:rFonts w:eastAsia="仿宋_GB2312" w:cs="Times New Roman"/>
+                <w:rFonts w:eastAsia="方正仿宋_GB2312" w:cs="Times New Roman"/>
                 <w:kern w:val="2"/>
                 <w:sz w:val="32"/>
                 <w:szCs w:val="32"/>
@@ -497,7 +499,7 @@
               <w:ind w:firstLine="0" w:firstLineChars="0"/>
               <w:textAlignment w:val="auto"/>
               <w:rPr>
-                <w:rFonts w:eastAsia="仿宋_GB2312" w:cs="Times New Roman"/>
+                <w:rFonts w:eastAsia="方正仿宋_GB2312" w:cs="Times New Roman"/>
                 <w:kern w:val="2"/>
                 <w:sz w:val="32"/>
                 <w:szCs w:val="32"/>
@@ -505,7 +507,7 @@
             </w:pPr>
             <w:r>
               <w:rPr>
-                <w:rFonts w:hint="eastAsia" w:eastAsia="仿宋_GB2312" w:cs="Times New Roman"/>
+                <w:rFonts w:hint="eastAsia" w:eastAsia="方正仿宋_GB2312" w:cs="Times New Roman"/>
                 <w:kern w:val="2"/>
                 <w:sz w:val="32"/>
                 <w:szCs w:val="32"/>
@@ -549,7 +551,7 @@
               <w:jc w:val="right"/>
               <w:textAlignment w:val="auto"/>
               <w:rPr>
-                <w:rFonts w:eastAsia="仿宋_GB2312" w:cs="Times New Roman"/>
+                <w:rFonts w:eastAsia="方正仿宋_GB2312" w:cs="Times New Roman"/>
                 <w:kern w:val="2"/>
                 <w:sz w:val="32"/>
                 <w:szCs w:val="32"/>
@@ -557,7 +559,7 @@
             </w:pPr>
             <w:r>
               <w:rPr>
-                <w:rFonts w:eastAsia="仿宋_GB2312" w:cs="Times New Roman"/>
+                <w:rFonts w:eastAsia="方正仿宋_GB2312" w:cs="Times New Roman"/>
                 <w:kern w:val="2"/>
                 <w:sz w:val="32"/>
                 <w:szCs w:val="32"/>
@@ -579,7 +581,7 @@
               <w:ind w:firstLine="0" w:firstLineChars="0"/>
               <w:textAlignment w:val="auto"/>
               <w:rPr>
-                <w:rFonts w:eastAsia="仿宋_GB2312" w:cs="Times New Roman"/>
+                <w:rFonts w:eastAsia="方正仿宋_GB2312" w:cs="Times New Roman"/>
                 <w:kern w:val="2"/>
                 <w:sz w:val="32"/>
                 <w:szCs w:val="32"/>
@@ -587,7 +589,7 @@
             </w:pPr>
             <w:r>
               <w:rPr>
-                <w:rFonts w:hint="eastAsia" w:eastAsia="仿宋_GB2312" w:cs="Times New Roman"/>
+                <w:rFonts w:hint="eastAsia" w:eastAsia="方正仿宋_GB2312" w:cs="Times New Roman"/>
                 <w:kern w:val="2"/>
                 <w:sz w:val="32"/>
                 <w:szCs w:val="32"/>
@@ -631,7 +633,7 @@
               <w:jc w:val="right"/>
               <w:textAlignment w:val="auto"/>
               <w:rPr>
-                <w:rFonts w:eastAsia="仿宋_GB2312" w:cs="Times New Roman"/>
+                <w:rFonts w:eastAsia="方正仿宋_GB2312" w:cs="Times New Roman"/>
                 <w:kern w:val="2"/>
                 <w:sz w:val="32"/>
                 <w:szCs w:val="32"/>
@@ -639,7 +641,7 @@
             </w:pPr>
             <w:r>
               <w:rPr>
-                <w:rFonts w:eastAsia="仿宋_GB2312" w:cs="Times New Roman"/>
+                <w:rFonts w:eastAsia="方正仿宋_GB2312" w:cs="Times New Roman"/>
                 <w:kern w:val="2"/>
                 <w:sz w:val="32"/>
                 <w:szCs w:val="32"/>
@@ -661,7 +663,7 @@
               <w:ind w:firstLine="0" w:firstLineChars="0"/>
               <w:textAlignment w:val="auto"/>
               <w:rPr>
-                <w:rFonts w:eastAsia="仿宋_GB2312" w:cs="Times New Roman"/>
+                <w:rFonts w:eastAsia="方正仿宋_GB2312" w:cs="Times New Roman"/>
                 <w:kern w:val="2"/>
                 <w:sz w:val="32"/>
                 <w:szCs w:val="32"/>
@@ -669,7 +671,7 @@
             </w:pPr>
             <w:r>
               <w:rPr>
-                <w:rFonts w:hint="eastAsia" w:eastAsia="仿宋_GB2312" w:cs="Times New Roman"/>
+                <w:rFonts w:hint="eastAsia" w:eastAsia="方正仿宋_GB2312" w:cs="Times New Roman"/>
                 <w:kern w:val="2"/>
                 <w:sz w:val="32"/>
                 <w:szCs w:val="32"/>
@@ -688,7 +690,7 @@
         <w:ind w:firstLine="640"/>
         <w:textAlignment w:val="auto"/>
         <w:rPr>
-          <w:rFonts w:eastAsia="仿宋_GB2312" w:cs="Times New Roman"/>
+          <w:rFonts w:eastAsia="方正仿宋_GB2312" w:cs="Times New Roman"/>
           <w:kern w:val="2"/>
           <w:sz w:val="32"/>
           <w:szCs w:val="32"/>
@@ -703,7 +705,7 @@
         <w:ind w:firstLine="640"/>
         <w:textAlignment w:val="auto"/>
         <w:rPr>
-          <w:rFonts w:eastAsia="仿宋_GB2312" w:cs="Times New Roman"/>
+          <w:rFonts w:eastAsia="方正仿宋_GB2312" w:cs="Times New Roman"/>
           <w:kern w:val="2"/>
           <w:sz w:val="32"/>
           <w:szCs w:val="32"/>
@@ -718,7 +720,7 @@
         <w:ind w:firstLine="640"/>
         <w:textAlignment w:val="auto"/>
         <w:rPr>
-          <w:rFonts w:eastAsia="仿宋_GB2312" w:cs="Times New Roman"/>
+          <w:rFonts w:eastAsia="方正仿宋_GB2312" w:cs="Times New Roman"/>
           <w:kern w:val="2"/>
           <w:sz w:val="32"/>
           <w:szCs w:val="32"/>
@@ -733,7 +735,7 @@
         <w:ind w:firstLine="640"/>
         <w:textAlignment w:val="auto"/>
         <w:rPr>
-          <w:rFonts w:eastAsia="仿宋_GB2312" w:cs="Times New Roman"/>
+          <w:rFonts w:eastAsia="方正仿宋_GB2312" w:cs="Times New Roman"/>
           <w:kern w:val="2"/>
           <w:sz w:val="32"/>
           <w:szCs w:val="32"/>
@@ -749,7 +751,7 @@
         <w:jc w:val="center"/>
         <w:textAlignment w:val="auto"/>
         <w:rPr>
-          <w:rFonts w:eastAsia="仿宋_GB2312" w:cs="Times New Roman"/>
+          <w:rFonts w:eastAsia="方正仿宋_GB2312" w:cs="Times New Roman"/>
           <w:kern w:val="2"/>
           <w:sz w:val="32"/>
           <w:szCs w:val="32"/>
@@ -757,7 +759,7 @@
       </w:pPr>
       <w:r>
         <w:rPr>
-          <w:rFonts w:eastAsia="仿宋_GB2312" w:cs="Times New Roman"/>
+          <w:rFonts w:eastAsia="方正仿宋_GB2312" w:cs="Times New Roman"/>
           <w:kern w:val="2"/>
           <w:sz w:val="32"/>
           <w:szCs w:val="32"/>
@@ -766,7 +768,7 @@
       </w:r>
       <w:r>
         <w:rPr>
-          <w:rFonts w:hint="eastAsia" w:eastAsia="仿宋_GB2312" w:cs="Times New Roman"/>
+          <w:rFonts w:hint="eastAsia" w:eastAsia="方正仿宋_GB2312" w:cs="Times New Roman"/>
           <w:kern w:val="2"/>
           <w:sz w:val="32"/>
           <w:szCs w:val="32"/>
@@ -775,7 +777,7 @@
       </w:r>
       <w:r>
         <w:rPr>
-          <w:rFonts w:eastAsia="仿宋_GB2312" w:cs="Times New Roman"/>
+          <w:rFonts w:eastAsia="方正仿宋_GB2312" w:cs="Times New Roman"/>
           <w:kern w:val="2"/>
           <w:sz w:val="32"/>
           <w:szCs w:val="32"/>
@@ -784,7 +786,7 @@
       </w:r>
       <w:r>
         <w:rPr>
-          <w:rFonts w:hint="eastAsia" w:eastAsia="仿宋_GB2312" w:cs="Times New Roman"/>
+          <w:rFonts w:hint="eastAsia" w:eastAsia="方正仿宋_GB2312" w:cs="Times New Roman"/>
           <w:kern w:val="2"/>
           <w:sz w:val="32"/>
           <w:szCs w:val="32"/>
@@ -793,7 +795,7 @@
       </w:r>
       <w:r>
         <w:rPr>
-          <w:rFonts w:eastAsia="仿宋_GB2312" w:cs="Times New Roman"/>
+          <w:rFonts w:eastAsia="方正仿宋_GB2312" w:cs="Times New Roman"/>
           <w:kern w:val="2"/>
           <w:sz w:val="32"/>
           <w:szCs w:val="32"/>
@@ -802,7 +804,7 @@
       </w:r>
       <w:r>
         <w:rPr>
-          <w:rFonts w:hint="eastAsia" w:eastAsia="仿宋_GB2312" w:cs="Times New Roman"/>
+          <w:rFonts w:hint="eastAsia" w:eastAsia="方正仿宋_GB2312" w:cs="Times New Roman"/>
           <w:kern w:val="2"/>
           <w:sz w:val="32"/>
           <w:szCs w:val="32"/>
@@ -811,7 +813,7 @@
       </w:r>
       <w:r>
         <w:rPr>
-          <w:rFonts w:eastAsia="仿宋_GB2312" w:cs="Times New Roman"/>
+          <w:rFonts w:eastAsia="方正仿宋_GB2312" w:cs="Times New Roman"/>
           <w:kern w:val="2"/>
           <w:sz w:val="32"/>
           <w:szCs w:val="32"/>
@@ -5522,9 +5524,9 @@
           <w:szCs w:val="30"/>
         </w:rPr>
       </w:pPr>
-      <w:bookmarkStart w:id="5" w:name="bookmark4"/>
+      <w:bookmarkStart w:id="5" w:name="bookmark3"/>
       <w:bookmarkEnd w:id="5"/>
-      <w:bookmarkStart w:id="6" w:name="bookmark3"/>
+      <w:bookmarkStart w:id="6" w:name="bookmark4"/>
       <w:bookmarkEnd w:id="6"/>
       <w:bookmarkStart w:id="7" w:name="_Toc23369"/>
       <w:r>
@@ -9290,9 +9292,9 @@
         <w:pStyle w:val="3"/>
         <w:spacing w:before="159" w:after="159"/>
       </w:pPr>
-      <w:bookmarkStart w:id="53" w:name="bookmark34"/>
+      <w:bookmarkStart w:id="53" w:name="bookmark33"/>
       <w:bookmarkEnd w:id="53"/>
-      <w:bookmarkStart w:id="54" w:name="bookmark33"/>
+      <w:bookmarkStart w:id="54" w:name="bookmark34"/>
       <w:bookmarkEnd w:id="54"/>
       <w:bookmarkStart w:id="55" w:name="_Toc24661"/>
       <w:r>
@@ -11508,9 +11510,9 @@
         <w:pStyle w:val="3"/>
         <w:spacing w:before="159" w:after="159"/>
       </w:pPr>
-      <w:bookmarkStart w:id="77" w:name="bookmark45"/>
+      <w:bookmarkStart w:id="77" w:name="bookmark137"/>
       <w:bookmarkEnd w:id="77"/>
-      <w:bookmarkStart w:id="78" w:name="bookmark137"/>
+      <w:bookmarkStart w:id="78" w:name="bookmark45"/>
       <w:bookmarkEnd w:id="78"/>
       <w:bookmarkStart w:id="79" w:name="_Toc17294"/>
       <w:r>
@@ -15084,9 +15086,9 @@
         <w:pStyle w:val="3"/>
         <w:spacing w:before="159" w:after="159"/>
       </w:pPr>
-      <w:bookmarkStart w:id="119" w:name="bookmark66"/>
+      <w:bookmarkStart w:id="119" w:name="bookmark67"/>
       <w:bookmarkEnd w:id="119"/>
-      <w:bookmarkStart w:id="120" w:name="bookmark67"/>
+      <w:bookmarkStart w:id="120" w:name="bookmark66"/>
       <w:bookmarkEnd w:id="120"/>
       <w:bookmarkStart w:id="121" w:name="_Toc17825"/>
       <w:r>
@@ -18480,9 +18482,9 @@
         <w:pStyle w:val="3"/>
         <w:spacing w:before="159" w:after="159"/>
       </w:pPr>
-      <w:bookmarkStart w:id="172" w:name="bookmark96"/>
+      <w:bookmarkStart w:id="172" w:name="bookmark97"/>
       <w:bookmarkEnd w:id="172"/>
-      <w:bookmarkStart w:id="173" w:name="bookmark97"/>
+      <w:bookmarkStart w:id="173" w:name="bookmark96"/>
       <w:bookmarkEnd w:id="173"/>
       <w:bookmarkStart w:id="174" w:name="_Toc32113"/>
       <w:r>
@@ -24335,17 +24337,7 @@
           <w:spacing w:val="4"/>
           <w:szCs w:val="24"/>
         </w:rPr>
-        <w:t xml:space="preserve">AGRAHARI V, CHIMALAKONDA S. What's inside unreal engine? - A curious gaze![C]//Proceedings of the </w:t>
-      </w:r>
-      <w:bookmarkStart w:id="263" w:name="_GoBack"/>
-      <w:bookmarkEnd w:id="263"/>
-      <w:r>
-        <w:rPr>
-          <w:rFonts w:hint="eastAsia" w:cs="Times New Roman"/>
-          <w:spacing w:val="4"/>
-          <w:szCs w:val="24"/>
-        </w:rPr>
-        <w:t>14th Innovations in Software Engineering Conference. [S.l.]: ACM, 2021: 1-5.</w:t>
+        <w:t>AGRAHARI V, CHIMALAKONDA S. What's inside unreal engine? - A curious gaze![C]//Proceedings of the 14th Innovations in Software Engineering Conference. [S.l.]: ACM, 2021: 1-5.</w:t>
       </w:r>
       <w:bookmarkEnd w:id="228"/>
     </w:p>
@@ -29139,7 +29131,7 @@
       <w:fldChar w:fldCharType="separate"/>
     </w:r>
     <w:r>
-      <w:t>参考文献</w:t>
+      <w:t>第1章 序言</w:t>
     </w:r>
     <w:r>
       <w:fldChar w:fldCharType="end"/>
@@ -29706,7 +29698,7 @@
       <w:jc w:val="center"/>
     </w:pPr>
     <w:rPr>
-      <w:rFonts w:eastAsia="楷体_GB2312"/>
+      <w:rFonts w:eastAsia="方正楷体_GB2312"/>
       <w:sz w:val="21"/>
     </w:rPr>
   </w:style>
